--- a/.claude/commands/verify-pr.docx
+++ b/.claude/commands/verify-pr.docx
@@ -18,7 +18,18 @@
         <w:rPr>
           <w:sz w:val="21"/>
         </w:rPr>
-        <w:t>description: Chạy checklist verification cố định trước khi submit PR để Tech Lead review — build, lint/type-check, test, security note, diff review. Output: VERIFICATION REPORT với mỗi mục PASS/FAIL/SKIP. Gọi trước khi đánh dấu code "sẵn sàng review".</w:t>
+        <w:t>name: verify-pr</w:t>
+      </w:r>
+    </w:p>
+    <w:p>
+      <w:pPr>
+        <w:spacing w:after="80"/>
+      </w:pPr>
+      <w:r>
+        <w:rPr>
+          <w:sz w:val="21"/>
+        </w:rPr>
+        <w:t>description: "Chạy checklist verification cố định trước khi submit PR để Tech Lead review — build, lint/type-check, test, security note, diff review. Output: VERIFICATION REPORT với mỗi mục PASS/FAIL/SKIP. Gọi trước khi đánh dấu code \"sẵn sàng review\"."</w:t>
       </w:r>
     </w:p>
     <w:p>
